--- a/public/Dofinansowanie.docx
+++ b/public/Dofinansowanie.docx
@@ -245,7 +245,37 @@
           <w:rFonts w:asciiTheme="minorHAnsi" w:hAnsiTheme="minorHAnsi" w:cstheme="minorHAnsi"/>
           <w:highlight w:val="yellow"/>
         </w:rPr>
-        <w:t>{organizacja}</w:t>
+        <w:t>{</w:t>
+      </w:r>
+      <w:proofErr w:type="spellStart"/>
+      <w:r>
+        <w:rPr>
+          <w:rFonts w:asciiTheme="minorHAnsi" w:hAnsiTheme="minorHAnsi" w:cstheme="minorHAnsi"/>
+          <w:highlight w:val="yellow"/>
+        </w:rPr>
+        <w:t>organizacja</w:t>
+      </w:r>
+      <w:r>
+        <w:rPr>
+          <w:rFonts w:asciiTheme="minorHAnsi" w:hAnsiTheme="minorHAnsi" w:cstheme="minorHAnsi"/>
+          <w:highlight w:val="yellow"/>
+        </w:rPr>
+        <w:t>_</w:t>
+      </w:r>
+      <w:r>
+        <w:rPr>
+          <w:rFonts w:asciiTheme="minorHAnsi" w:hAnsiTheme="minorHAnsi" w:cstheme="minorHAnsi"/>
+          <w:highlight w:val="yellow"/>
+        </w:rPr>
+        <w:t>dopelniacz</w:t>
+      </w:r>
+      <w:proofErr w:type="spellEnd"/>
+      <w:r>
+        <w:rPr>
+          <w:rFonts w:asciiTheme="minorHAnsi" w:hAnsiTheme="minorHAnsi" w:cstheme="minorHAnsi"/>
+          <w:highlight w:val="yellow"/>
+        </w:rPr>
+        <w:t>}</w:t>
       </w:r>
     </w:p>
     <w:p>
@@ -290,7 +320,6 @@
       <w:r>
         <w:rPr>
           <w:rFonts w:asciiTheme="minorHAnsi" w:hAnsiTheme="minorHAnsi" w:cstheme="minorHAnsi"/>
-          <w:highlight w:val="yellow"/>
         </w:rPr>
         <w:t>dniu/dniach</w:t>
       </w:r>
@@ -324,6 +353,29 @@
           <w:rFonts w:asciiTheme="minorHAnsi" w:hAnsiTheme="minorHAnsi" w:cstheme="minorHAnsi"/>
         </w:rPr>
         <w:t xml:space="preserve">przedsięwzięcia/wyjazdu pod nazwą </w:t>
+      </w:r>
+      <w:r>
+        <w:rPr>
+          <w:rFonts w:asciiTheme="minorHAnsi" w:hAnsiTheme="minorHAnsi" w:cstheme="minorHAnsi"/>
+          <w:highlight w:val="yellow"/>
+        </w:rPr>
+        <w:t>{</w:t>
+      </w:r>
+      <w:proofErr w:type="spellStart"/>
+      <w:r>
+        <w:rPr>
+          <w:rFonts w:asciiTheme="minorHAnsi" w:hAnsiTheme="minorHAnsi" w:cstheme="minorHAnsi"/>
+          <w:highlight w:val="yellow"/>
+        </w:rPr>
+        <w:t>nazwa_przedsięwzięcia</w:t>
+      </w:r>
+      <w:proofErr w:type="spellEnd"/>
+      <w:r>
+        <w:rPr>
+          <w:rFonts w:asciiTheme="minorHAnsi" w:hAnsiTheme="minorHAnsi" w:cstheme="minorHAnsi"/>
+          <w:highlight w:val="yellow"/>
+        </w:rPr>
+        <w:t>}</w:t>
       </w:r>
       <w:r>
         <w:rPr>
@@ -377,6 +429,29 @@
       <w:r>
         <w:rPr>
           <w:rFonts w:asciiTheme="minorHAnsi" w:hAnsiTheme="minorHAnsi" w:cstheme="minorHAnsi"/>
+          <w:highlight w:val="yellow"/>
+        </w:rPr>
+        <w:t>{</w:t>
+      </w:r>
+      <w:proofErr w:type="spellStart"/>
+      <w:r>
+        <w:rPr>
+          <w:rFonts w:asciiTheme="minorHAnsi" w:hAnsiTheme="minorHAnsi" w:cstheme="minorHAnsi"/>
+          <w:highlight w:val="yellow"/>
+        </w:rPr>
+        <w:t>opis_oraz_cel</w:t>
+      </w:r>
+      <w:proofErr w:type="spellEnd"/>
+      <w:r>
+        <w:rPr>
+          <w:rFonts w:asciiTheme="minorHAnsi" w:hAnsiTheme="minorHAnsi" w:cstheme="minorHAnsi"/>
+          <w:highlight w:val="yellow"/>
+        </w:rPr>
+        <w:t>}</w:t>
+      </w:r>
+      <w:r>
+        <w:rPr>
+          <w:rFonts w:asciiTheme="minorHAnsi" w:hAnsiTheme="minorHAnsi" w:cstheme="minorHAnsi"/>
         </w:rPr>
         <w:tab/>
       </w:r>
@@ -504,6 +579,29 @@
           <w:rFonts w:asciiTheme="minorHAnsi" w:hAnsiTheme="minorHAnsi" w:cstheme="minorHAnsi"/>
         </w:rPr>
         <w:t xml:space="preserve">Miejsce realizacji zadania oraz dokładny adres </w:t>
+      </w:r>
+      <w:r>
+        <w:rPr>
+          <w:rFonts w:asciiTheme="minorHAnsi" w:hAnsiTheme="minorHAnsi" w:cstheme="minorHAnsi"/>
+          <w:highlight w:val="yellow"/>
+        </w:rPr>
+        <w:t>{</w:t>
+      </w:r>
+      <w:proofErr w:type="spellStart"/>
+      <w:r>
+        <w:rPr>
+          <w:rFonts w:asciiTheme="minorHAnsi" w:hAnsiTheme="minorHAnsi" w:cstheme="minorHAnsi"/>
+          <w:highlight w:val="yellow"/>
+        </w:rPr>
+        <w:t>miejsce_oraz_adres</w:t>
+      </w:r>
+      <w:proofErr w:type="spellEnd"/>
+      <w:r>
+        <w:rPr>
+          <w:rFonts w:asciiTheme="minorHAnsi" w:hAnsiTheme="minorHAnsi" w:cstheme="minorHAnsi"/>
+          <w:highlight w:val="yellow"/>
+        </w:rPr>
+        <w:t>}</w:t>
       </w:r>
       <w:r>
         <w:rPr>
@@ -562,6 +660,38 @@
       <w:r>
         <w:rPr>
           <w:rFonts w:asciiTheme="minorHAnsi" w:hAnsiTheme="minorHAnsi" w:cstheme="minorHAnsi"/>
+          <w:highlight w:val="yellow"/>
+        </w:rPr>
+        <w:t>{</w:t>
+      </w:r>
+      <w:proofErr w:type="spellStart"/>
+      <w:r>
+        <w:rPr>
+          <w:rFonts w:asciiTheme="minorHAnsi" w:hAnsiTheme="minorHAnsi" w:cstheme="minorHAnsi"/>
+          <w:highlight w:val="yellow"/>
+        </w:rPr>
+        <w:t>rok_</w:t>
+      </w:r>
+      <w:proofErr w:type="gramStart"/>
+      <w:r>
+        <w:rPr>
+          <w:rFonts w:asciiTheme="minorHAnsi" w:hAnsiTheme="minorHAnsi" w:cstheme="minorHAnsi"/>
+          <w:highlight w:val="yellow"/>
+        </w:rPr>
+        <w:t>preliminarz</w:t>
+      </w:r>
+      <w:proofErr w:type="spellEnd"/>
+      <w:r>
+        <w:rPr>
+          <w:rFonts w:asciiTheme="minorHAnsi" w:hAnsiTheme="minorHAnsi" w:cstheme="minorHAnsi"/>
+          <w:highlight w:val="yellow"/>
+        </w:rPr>
+        <w:t xml:space="preserve"> }</w:t>
+      </w:r>
+      <w:proofErr w:type="gramEnd"/>
+      <w:r>
+        <w:rPr>
+          <w:rFonts w:asciiTheme="minorHAnsi" w:hAnsiTheme="minorHAnsi" w:cstheme="minorHAnsi"/>
         </w:rPr>
         <w:tab/>
         <w:t xml:space="preserve"> TAK/NIE*</w:t>
@@ -594,6 +724,29 @@
       <w:r>
         <w:rPr>
           <w:rFonts w:asciiTheme="minorHAnsi" w:hAnsiTheme="minorHAnsi" w:cstheme="minorHAnsi"/>
+          <w:highlight w:val="yellow"/>
+        </w:rPr>
+        <w:t>{</w:t>
+      </w:r>
+      <w:proofErr w:type="spellStart"/>
+      <w:r>
+        <w:rPr>
+          <w:rFonts w:asciiTheme="minorHAnsi" w:hAnsiTheme="minorHAnsi" w:cstheme="minorHAnsi"/>
+          <w:highlight w:val="yellow"/>
+        </w:rPr>
+        <w:t>koszt_całkowity</w:t>
+      </w:r>
+      <w:proofErr w:type="spellEnd"/>
+      <w:r>
+        <w:rPr>
+          <w:rFonts w:asciiTheme="minorHAnsi" w:hAnsiTheme="minorHAnsi" w:cstheme="minorHAnsi"/>
+          <w:highlight w:val="yellow"/>
+        </w:rPr>
+        <w:t>}</w:t>
+      </w:r>
+      <w:r>
+        <w:rPr>
+          <w:rFonts w:asciiTheme="minorHAnsi" w:hAnsiTheme="minorHAnsi" w:cstheme="minorHAnsi"/>
         </w:rPr>
         <w:tab/>
       </w:r>
@@ -625,6 +778,29 @@
       <w:r>
         <w:rPr>
           <w:rFonts w:asciiTheme="minorHAnsi" w:hAnsiTheme="minorHAnsi" w:cstheme="minorHAnsi"/>
+          <w:highlight w:val="yellow"/>
+        </w:rPr>
+        <w:t>{</w:t>
+      </w:r>
+      <w:proofErr w:type="spellStart"/>
+      <w:r>
+        <w:rPr>
+          <w:rFonts w:asciiTheme="minorHAnsi" w:hAnsiTheme="minorHAnsi" w:cstheme="minorHAnsi"/>
+          <w:highlight w:val="yellow"/>
+        </w:rPr>
+        <w:t>koszt_wymagany</w:t>
+      </w:r>
+      <w:proofErr w:type="spellEnd"/>
+      <w:r>
+        <w:rPr>
+          <w:rFonts w:asciiTheme="minorHAnsi" w:hAnsiTheme="minorHAnsi" w:cstheme="minorHAnsi"/>
+          <w:highlight w:val="yellow"/>
+        </w:rPr>
+        <w:t>}</w:t>
+      </w:r>
+      <w:r>
+        <w:rPr>
+          <w:rFonts w:asciiTheme="minorHAnsi" w:hAnsiTheme="minorHAnsi" w:cstheme="minorHAnsi"/>
         </w:rPr>
         <w:tab/>
       </w:r>
@@ -656,6 +832,29 @@
       <w:r>
         <w:rPr>
           <w:rFonts w:asciiTheme="minorHAnsi" w:hAnsiTheme="minorHAnsi" w:cstheme="minorHAnsi"/>
+          <w:highlight w:val="yellow"/>
+        </w:rPr>
+        <w:t>{</w:t>
+      </w:r>
+      <w:proofErr w:type="spellStart"/>
+      <w:r>
+        <w:rPr>
+          <w:rFonts w:asciiTheme="minorHAnsi" w:hAnsiTheme="minorHAnsi" w:cstheme="minorHAnsi"/>
+          <w:highlight w:val="yellow"/>
+        </w:rPr>
+        <w:t>liczba_uczestników</w:t>
+      </w:r>
+      <w:proofErr w:type="spellEnd"/>
+      <w:r>
+        <w:rPr>
+          <w:rFonts w:asciiTheme="minorHAnsi" w:hAnsiTheme="minorHAnsi" w:cstheme="minorHAnsi"/>
+          <w:highlight w:val="yellow"/>
+        </w:rPr>
+        <w:t>}</w:t>
+      </w:r>
+      <w:r>
+        <w:rPr>
+          <w:rFonts w:asciiTheme="minorHAnsi" w:hAnsiTheme="minorHAnsi" w:cstheme="minorHAnsi"/>
         </w:rPr>
         <w:tab/>
       </w:r>
@@ -687,6 +886,29 @@
       <w:r>
         <w:rPr>
           <w:rFonts w:asciiTheme="minorHAnsi" w:hAnsiTheme="minorHAnsi" w:cstheme="minorHAnsi"/>
+          <w:highlight w:val="yellow"/>
+        </w:rPr>
+        <w:t>{</w:t>
+      </w:r>
+      <w:proofErr w:type="spellStart"/>
+      <w:r>
+        <w:rPr>
+          <w:rFonts w:asciiTheme="minorHAnsi" w:hAnsiTheme="minorHAnsi" w:cstheme="minorHAnsi"/>
+          <w:highlight w:val="yellow"/>
+        </w:rPr>
+        <w:t>odpowiedzialny_imie</w:t>
+      </w:r>
+      <w:proofErr w:type="spellEnd"/>
+      <w:r>
+        <w:rPr>
+          <w:rFonts w:asciiTheme="minorHAnsi" w:hAnsiTheme="minorHAnsi" w:cstheme="minorHAnsi"/>
+          <w:highlight w:val="yellow"/>
+        </w:rPr>
+        <w:t>}</w:t>
+      </w:r>
+      <w:r>
+        <w:rPr>
+          <w:rFonts w:asciiTheme="minorHAnsi" w:hAnsiTheme="minorHAnsi" w:cstheme="minorHAnsi"/>
         </w:rPr>
         <w:tab/>
       </w:r>
@@ -716,9 +938,55 @@
       <w:r>
         <w:rPr>
           <w:rFonts w:asciiTheme="minorHAnsi" w:hAnsiTheme="minorHAnsi" w:cstheme="minorHAnsi"/>
+          <w:highlight w:val="yellow"/>
+        </w:rPr>
+        <w:t>{</w:t>
+      </w:r>
+      <w:proofErr w:type="spellStart"/>
+      <w:r>
+        <w:rPr>
+          <w:rFonts w:asciiTheme="minorHAnsi" w:hAnsiTheme="minorHAnsi" w:cstheme="minorHAnsi"/>
+          <w:highlight w:val="yellow"/>
+        </w:rPr>
+        <w:t>odpowiedzialny_tel</w:t>
+      </w:r>
+      <w:proofErr w:type="spellEnd"/>
+      <w:r>
+        <w:rPr>
+          <w:rFonts w:asciiTheme="minorHAnsi" w:hAnsiTheme="minorHAnsi" w:cstheme="minorHAnsi"/>
+          <w:highlight w:val="yellow"/>
+        </w:rPr>
+        <w:t>}</w:t>
+      </w:r>
+      <w:r>
+        <w:rPr>
+          <w:rFonts w:asciiTheme="minorHAnsi" w:hAnsiTheme="minorHAnsi" w:cstheme="minorHAnsi"/>
         </w:rPr>
         <w:tab/>
         <w:t xml:space="preserve"> e-mail: </w:t>
+      </w:r>
+      <w:r>
+        <w:rPr>
+          <w:rFonts w:asciiTheme="minorHAnsi" w:hAnsiTheme="minorHAnsi" w:cstheme="minorHAnsi"/>
+          <w:highlight w:val="yellow"/>
+        </w:rPr>
+        <w:t>{</w:t>
+      </w:r>
+      <w:proofErr w:type="spellStart"/>
+      <w:r>
+        <w:rPr>
+          <w:rFonts w:asciiTheme="minorHAnsi" w:hAnsiTheme="minorHAnsi" w:cstheme="minorHAnsi"/>
+          <w:highlight w:val="yellow"/>
+        </w:rPr>
+        <w:t>odpowiedzialny_email</w:t>
+      </w:r>
+      <w:proofErr w:type="spellEnd"/>
+      <w:r>
+        <w:rPr>
+          <w:rFonts w:asciiTheme="minorHAnsi" w:hAnsiTheme="minorHAnsi" w:cstheme="minorHAnsi"/>
+          <w:highlight w:val="yellow"/>
+        </w:rPr>
+        <w:t>}</w:t>
       </w:r>
       <w:r>
         <w:rPr>
@@ -754,6 +1022,29 @@
       <w:r>
         <w:rPr>
           <w:rFonts w:asciiTheme="minorHAnsi" w:hAnsiTheme="minorHAnsi" w:cstheme="minorHAnsi"/>
+          <w:highlight w:val="yellow"/>
+        </w:rPr>
+        <w:t>{</w:t>
+      </w:r>
+      <w:proofErr w:type="spellStart"/>
+      <w:r>
+        <w:rPr>
+          <w:rFonts w:asciiTheme="minorHAnsi" w:hAnsiTheme="minorHAnsi" w:cstheme="minorHAnsi"/>
+          <w:highlight w:val="yellow"/>
+        </w:rPr>
+        <w:t>data_rozliczenia</w:t>
+      </w:r>
+      <w:proofErr w:type="spellEnd"/>
+      <w:r>
+        <w:rPr>
+          <w:rFonts w:asciiTheme="minorHAnsi" w:hAnsiTheme="minorHAnsi" w:cstheme="minorHAnsi"/>
+          <w:highlight w:val="yellow"/>
+        </w:rPr>
+        <w:t>)</w:t>
+      </w:r>
+      <w:r>
+        <w:rPr>
+          <w:rFonts w:asciiTheme="minorHAnsi" w:hAnsiTheme="minorHAnsi" w:cstheme="minorHAnsi"/>
         </w:rPr>
         <w:tab/>
       </w:r>
@@ -900,21 +1191,50 @@
           <w:sz w:val="16"/>
           <w:szCs w:val="16"/>
         </w:rPr>
-        <w:t xml:space="preserve"> podpis przewodniczącego/prezesa</w:t>
+        <w:t xml:space="preserve"> podpis </w:t>
       </w:r>
       <w:r>
         <w:rPr>
           <w:rFonts w:asciiTheme="minorHAnsi" w:hAnsiTheme="minorHAnsi" w:cstheme="minorHAnsi"/>
           <w:sz w:val="16"/>
           <w:szCs w:val="16"/>
-        </w:rPr>
-        <w:t>)</w:t>
-      </w:r>
+          <w:highlight w:val="yellow"/>
+        </w:rPr>
+        <w:t>{</w:t>
+      </w:r>
+      <w:proofErr w:type="spellStart"/>
       <w:r>
         <w:rPr>
           <w:rFonts w:asciiTheme="minorHAnsi" w:hAnsiTheme="minorHAnsi" w:cstheme="minorHAnsi"/>
           <w:sz w:val="16"/>
           <w:szCs w:val="16"/>
+          <w:highlight w:val="yellow"/>
+        </w:rPr>
+        <w:t>odpowiedzialny_funkcja</w:t>
+      </w:r>
+      <w:proofErr w:type="spellEnd"/>
+      <w:r>
+        <w:rPr>
+          <w:rFonts w:asciiTheme="minorHAnsi" w:hAnsiTheme="minorHAnsi" w:cstheme="minorHAnsi"/>
+          <w:sz w:val="16"/>
+          <w:szCs w:val="16"/>
+          <w:highlight w:val="yellow"/>
+        </w:rPr>
+        <w:t>}</w:t>
+      </w:r>
+      <w:r>
+        <w:rPr>
+          <w:rFonts w:asciiTheme="minorHAnsi" w:hAnsiTheme="minorHAnsi" w:cstheme="minorHAnsi"/>
+          <w:sz w:val="16"/>
+          <w:szCs w:val="16"/>
+        </w:rPr>
+        <w:t>)</w:t>
+      </w:r>
+      <w:r>
+        <w:rPr>
+          <w:rFonts w:asciiTheme="minorHAnsi" w:hAnsiTheme="minorHAnsi" w:cstheme="minorHAnsi"/>
+          <w:sz w:val="16"/>
+          <w:szCs w:val="16"/>
         </w:rPr>
         <w:tab/>
         <w:t xml:space="preserve"> </w:t>
@@ -933,7 +1253,16 @@
           <w:sz w:val="16"/>
           <w:szCs w:val="16"/>
         </w:rPr>
-        <w:t>czytelny podpis opiekuna</w:t>
+        <w:t xml:space="preserve">czytelny podpis </w:t>
+      </w:r>
+      <w:r>
+        <w:rPr>
+          <w:rFonts w:asciiTheme="minorHAnsi" w:hAnsiTheme="minorHAnsi" w:cstheme="minorHAnsi"/>
+          <w:sz w:val="16"/>
+          <w:szCs w:val="16"/>
+          <w:highlight w:val="yellow"/>
+        </w:rPr>
+        <w:t>{opiekun}</w:t>
       </w:r>
       <w:r>
         <w:rPr>
@@ -1444,6 +1773,29 @@
       <w:r>
         <w:rPr>
           <w:rFonts w:asciiTheme="minorHAnsi" w:hAnsiTheme="minorHAnsi" w:cstheme="minorHAnsi"/>
+          <w:highlight w:val="yellow"/>
+        </w:rPr>
+        <w:t>{</w:t>
+      </w:r>
+      <w:proofErr w:type="spellStart"/>
+      <w:r>
+        <w:rPr>
+          <w:rFonts w:asciiTheme="minorHAnsi" w:hAnsiTheme="minorHAnsi" w:cstheme="minorHAnsi"/>
+          <w:highlight w:val="yellow"/>
+        </w:rPr>
+        <w:t>nazwa_przedsięwzięcia</w:t>
+      </w:r>
+      <w:proofErr w:type="spellEnd"/>
+      <w:r>
+        <w:rPr>
+          <w:rFonts w:asciiTheme="minorHAnsi" w:hAnsiTheme="minorHAnsi" w:cstheme="minorHAnsi"/>
+          <w:highlight w:val="yellow"/>
+        </w:rPr>
+        <w:t>}</w:t>
+      </w:r>
+      <w:r>
+        <w:rPr>
+          <w:rFonts w:asciiTheme="minorHAnsi" w:hAnsiTheme="minorHAnsi" w:cstheme="minorHAnsi"/>
           <w:sz w:val="22"/>
           <w:szCs w:val="22"/>
         </w:rPr>
@@ -1479,6 +1831,36 @@
           <w:szCs w:val="22"/>
         </w:rPr>
       </w:pPr>
+      <w:r>
+        <w:rPr>
+          <w:rFonts w:asciiTheme="minorHAnsi" w:hAnsiTheme="minorHAnsi" w:cstheme="minorHAnsi"/>
+          <w:highlight w:val="yellow"/>
+        </w:rPr>
+        <w:t>{</w:t>
+      </w:r>
+      <w:proofErr w:type="spellStart"/>
+      <w:r>
+        <w:rPr>
+          <w:rFonts w:asciiTheme="minorHAnsi" w:hAnsiTheme="minorHAnsi" w:cstheme="minorHAnsi"/>
+          <w:highlight w:val="yellow"/>
+        </w:rPr>
+        <w:t>organizacja_</w:t>
+      </w:r>
+      <w:r>
+        <w:rPr>
+          <w:rFonts w:asciiTheme="minorHAnsi" w:hAnsiTheme="minorHAnsi" w:cstheme="minorHAnsi"/>
+          <w:highlight w:val="yellow"/>
+        </w:rPr>
+        <w:t>mianownik</w:t>
+      </w:r>
+      <w:proofErr w:type="spellEnd"/>
+      <w:r>
+        <w:rPr>
+          <w:rFonts w:asciiTheme="minorHAnsi" w:hAnsiTheme="minorHAnsi" w:cstheme="minorHAnsi"/>
+          <w:highlight w:val="yellow"/>
+        </w:rPr>
+        <w:t>}</w:t>
+      </w:r>
       <w:r>
         <w:rPr>
           <w:rFonts w:asciiTheme="minorHAnsi" w:hAnsiTheme="minorHAnsi" w:cstheme="minorHAnsi"/>
@@ -1525,12 +1907,12 @@
         <w:tblLook w:val="04A0" w:firstRow="1" w:lastRow="0" w:firstColumn="1" w:lastColumn="0" w:noHBand="0" w:noVBand="1"/>
       </w:tblPr>
       <w:tblGrid>
-        <w:gridCol w:w="535"/>
-        <w:gridCol w:w="4060"/>
-        <w:gridCol w:w="928"/>
-        <w:gridCol w:w="1623"/>
-        <w:gridCol w:w="1312"/>
-        <w:gridCol w:w="1396"/>
+        <w:gridCol w:w="529"/>
+        <w:gridCol w:w="3866"/>
+        <w:gridCol w:w="900"/>
+        <w:gridCol w:w="1594"/>
+        <w:gridCol w:w="1635"/>
+        <w:gridCol w:w="1388"/>
       </w:tblGrid>
       <w:tr>
         <w:trPr>
@@ -2422,6 +2804,29 @@
                 <w:rFonts w:asciiTheme="minorHAnsi" w:hAnsiTheme="minorHAnsi" w:cstheme="minorHAnsi"/>
               </w:rPr>
             </w:pPr>
+            <w:r>
+              <w:rPr>
+                <w:rFonts w:asciiTheme="minorHAnsi" w:hAnsiTheme="minorHAnsi" w:cstheme="minorHAnsi"/>
+                <w:highlight w:val="yellow"/>
+              </w:rPr>
+              <w:t>{</w:t>
+            </w:r>
+            <w:proofErr w:type="spellStart"/>
+            <w:r>
+              <w:rPr>
+                <w:rFonts w:asciiTheme="minorHAnsi" w:hAnsiTheme="minorHAnsi" w:cstheme="minorHAnsi"/>
+                <w:highlight w:val="yellow"/>
+              </w:rPr>
+              <w:t>koszt_całkowity</w:t>
+            </w:r>
+            <w:proofErr w:type="spellEnd"/>
+            <w:r>
+              <w:rPr>
+                <w:rFonts w:asciiTheme="minorHAnsi" w:hAnsiTheme="minorHAnsi" w:cstheme="minorHAnsi"/>
+                <w:highlight w:val="yellow"/>
+              </w:rPr>
+              <w:t>}</w:t>
+            </w:r>
           </w:p>
         </w:tc>
         <w:tc>
@@ -2482,6 +2887,29 @@
           <w:rFonts w:asciiTheme="minorHAnsi" w:hAnsiTheme="minorHAnsi" w:cstheme="minorHAnsi"/>
         </w:rPr>
         <w:t xml:space="preserve">Imię i nazwisko </w:t>
+      </w:r>
+      <w:r>
+        <w:rPr>
+          <w:rFonts w:asciiTheme="minorHAnsi" w:hAnsiTheme="minorHAnsi" w:cstheme="minorHAnsi"/>
+          <w:highlight w:val="yellow"/>
+        </w:rPr>
+        <w:t>{</w:t>
+      </w:r>
+      <w:proofErr w:type="spellStart"/>
+      <w:r>
+        <w:rPr>
+          <w:rFonts w:asciiTheme="minorHAnsi" w:hAnsiTheme="minorHAnsi" w:cstheme="minorHAnsi"/>
+          <w:highlight w:val="yellow"/>
+        </w:rPr>
+        <w:t>odpowiedzialny_imie</w:t>
+      </w:r>
+      <w:proofErr w:type="spellEnd"/>
+      <w:r>
+        <w:rPr>
+          <w:rFonts w:asciiTheme="minorHAnsi" w:hAnsiTheme="minorHAnsi" w:cstheme="minorHAnsi"/>
+          <w:highlight w:val="yellow"/>
+        </w:rPr>
+        <w:t>}</w:t>
       </w:r>
       <w:r>
         <w:rPr>
@@ -2515,9 +2943,55 @@
       <w:r>
         <w:rPr>
           <w:rFonts w:asciiTheme="minorHAnsi" w:hAnsiTheme="minorHAnsi" w:cstheme="minorHAnsi"/>
+          <w:highlight w:val="yellow"/>
+        </w:rPr>
+        <w:t>{</w:t>
+      </w:r>
+      <w:proofErr w:type="spellStart"/>
+      <w:r>
+        <w:rPr>
+          <w:rFonts w:asciiTheme="minorHAnsi" w:hAnsiTheme="minorHAnsi" w:cstheme="minorHAnsi"/>
+          <w:highlight w:val="yellow"/>
+        </w:rPr>
+        <w:t>odpowiedzialny_tel</w:t>
+      </w:r>
+      <w:proofErr w:type="spellEnd"/>
+      <w:r>
+        <w:rPr>
+          <w:rFonts w:asciiTheme="minorHAnsi" w:hAnsiTheme="minorHAnsi" w:cstheme="minorHAnsi"/>
+          <w:highlight w:val="yellow"/>
+        </w:rPr>
+        <w:t>}</w:t>
+      </w:r>
+      <w:r>
+        <w:rPr>
+          <w:rFonts w:asciiTheme="minorHAnsi" w:hAnsiTheme="minorHAnsi" w:cstheme="minorHAnsi"/>
         </w:rPr>
         <w:tab/>
         <w:t xml:space="preserve"> e-mail: </w:t>
+      </w:r>
+      <w:r>
+        <w:rPr>
+          <w:rFonts w:asciiTheme="minorHAnsi" w:hAnsiTheme="minorHAnsi" w:cstheme="minorHAnsi"/>
+          <w:highlight w:val="yellow"/>
+        </w:rPr>
+        <w:t>{</w:t>
+      </w:r>
+      <w:proofErr w:type="spellStart"/>
+      <w:r>
+        <w:rPr>
+          <w:rFonts w:asciiTheme="minorHAnsi" w:hAnsiTheme="minorHAnsi" w:cstheme="minorHAnsi"/>
+          <w:highlight w:val="yellow"/>
+        </w:rPr>
+        <w:t>odpowiedzialny_email</w:t>
+      </w:r>
+      <w:proofErr w:type="spellEnd"/>
+      <w:r>
+        <w:rPr>
+          <w:rFonts w:asciiTheme="minorHAnsi" w:hAnsiTheme="minorHAnsi" w:cstheme="minorHAnsi"/>
+          <w:highlight w:val="yellow"/>
+        </w:rPr>
+        <w:t>}</w:t>
       </w:r>
       <w:r>
         <w:rPr>
@@ -3316,7 +3790,44 @@
           <w:sz w:val="18"/>
           <w:szCs w:val="18"/>
         </w:rPr>
-        <w:t>podpis przewodniczącego/prezesa</w:t>
+        <w:t xml:space="preserve">podpis </w:t>
+      </w:r>
+      <w:r>
+        <w:rPr>
+          <w:rFonts w:asciiTheme="minorHAnsi" w:hAnsiTheme="minorHAnsi" w:cstheme="minorHAnsi"/>
+          <w:sz w:val="16"/>
+          <w:szCs w:val="16"/>
+          <w:highlight w:val="yellow"/>
+        </w:rPr>
+        <w:t>{</w:t>
+      </w:r>
+      <w:proofErr w:type="spellStart"/>
+      <w:r>
+        <w:rPr>
+          <w:rFonts w:asciiTheme="minorHAnsi" w:hAnsiTheme="minorHAnsi" w:cstheme="minorHAnsi"/>
+          <w:sz w:val="16"/>
+          <w:szCs w:val="16"/>
+          <w:highlight w:val="yellow"/>
+        </w:rPr>
+        <w:t>odpowiedzialny_funkcja</w:t>
+      </w:r>
+      <w:proofErr w:type="spellEnd"/>
+      <w:r>
+        <w:rPr>
+          <w:rFonts w:asciiTheme="minorHAnsi" w:hAnsiTheme="minorHAnsi" w:cstheme="minorHAnsi"/>
+          <w:sz w:val="16"/>
+          <w:szCs w:val="16"/>
+          <w:highlight w:val="yellow"/>
+        </w:rPr>
+        <w:t>}</w:t>
+      </w:r>
+      <w:r>
+        <w:rPr>
+          <w:rFonts w:asciiTheme="minorHAnsi" w:hAnsiTheme="minorHAnsi" w:cstheme="minorHAnsi"/>
+          <w:sz w:val="16"/>
+          <w:szCs w:val="16"/>
+        </w:rPr>
+        <w:t>)</w:t>
       </w:r>
       <w:r>
         <w:rPr>
@@ -3356,7 +3867,16 @@
           <w:sz w:val="18"/>
           <w:szCs w:val="18"/>
         </w:rPr>
-        <w:t>podpis opiekuna</w:t>
+        <w:t xml:space="preserve">podpis </w:t>
+      </w:r>
+      <w:r>
+        <w:rPr>
+          <w:rFonts w:asciiTheme="minorHAnsi" w:hAnsiTheme="minorHAnsi" w:cstheme="minorHAnsi"/>
+          <w:sz w:val="16"/>
+          <w:szCs w:val="16"/>
+          <w:highlight w:val="yellow"/>
+        </w:rPr>
+        <w:t>{opiekun}</w:t>
       </w:r>
       <w:r>
         <w:rPr>
@@ -4768,16 +5288,52 @@
           <w:sz w:val="18"/>
           <w:szCs w:val="18"/>
         </w:rPr>
-        <w:t>podpis przewodniczącego/</w:t>
-      </w:r>
-      <w:proofErr w:type="gramStart"/>
+        <w:t xml:space="preserve">podpis </w:t>
+      </w:r>
+      <w:r>
+        <w:rPr>
+          <w:rFonts w:asciiTheme="minorHAnsi" w:hAnsiTheme="minorHAnsi" w:cstheme="minorHAnsi"/>
+          <w:sz w:val="16"/>
+          <w:szCs w:val="16"/>
+          <w:highlight w:val="yellow"/>
+        </w:rPr>
+        <w:t>{</w:t>
+      </w:r>
+      <w:proofErr w:type="spellStart"/>
+      <w:r>
+        <w:rPr>
+          <w:rFonts w:asciiTheme="minorHAnsi" w:hAnsiTheme="minorHAnsi" w:cstheme="minorHAnsi"/>
+          <w:sz w:val="16"/>
+          <w:szCs w:val="16"/>
+          <w:highlight w:val="yellow"/>
+        </w:rPr>
+        <w:t>odpowiedzialny_funkcja</w:t>
+      </w:r>
+      <w:proofErr w:type="spellEnd"/>
+      <w:r>
+        <w:rPr>
+          <w:rFonts w:asciiTheme="minorHAnsi" w:hAnsiTheme="minorHAnsi" w:cstheme="minorHAnsi"/>
+          <w:sz w:val="16"/>
+          <w:szCs w:val="16"/>
+          <w:highlight w:val="yellow"/>
+        </w:rPr>
+        <w:t>}</w:t>
+      </w:r>
+      <w:r>
+        <w:rPr>
+          <w:rFonts w:asciiTheme="minorHAnsi" w:hAnsiTheme="minorHAnsi" w:cstheme="minorHAnsi"/>
+          <w:sz w:val="16"/>
+          <w:szCs w:val="16"/>
+        </w:rPr>
+        <w:t>)</w:t>
+      </w:r>
       <w:r>
         <w:rPr>
           <w:rFonts w:asciiTheme="minorHAnsi" w:hAnsiTheme="minorHAnsi" w:cstheme="minorHAnsi"/>
           <w:sz w:val="18"/>
           <w:szCs w:val="18"/>
         </w:rPr>
-        <w:t>prezesa</w:t>
+        <w:t>)</w:t>
       </w:r>
       <w:r>
         <w:rPr>
@@ -4785,7 +5341,7 @@
           <w:sz w:val="18"/>
           <w:szCs w:val="18"/>
         </w:rPr>
-        <w:t>)</w:t>
+        <w:t xml:space="preserve">  </w:t>
       </w:r>
       <w:r>
         <w:rPr>
@@ -4793,7 +5349,7 @@
           <w:sz w:val="18"/>
           <w:szCs w:val="18"/>
         </w:rPr>
-        <w:t xml:space="preserve">  </w:t>
+        <w:tab/>
       </w:r>
       <w:r>
         <w:rPr>
@@ -4801,24 +5357,24 @@
           <w:sz w:val="18"/>
           <w:szCs w:val="18"/>
         </w:rPr>
-        <w:tab/>
-      </w:r>
-      <w:proofErr w:type="gramEnd"/>
+        <w:t>(</w:t>
+      </w:r>
       <w:r>
         <w:rPr>
           <w:rFonts w:asciiTheme="minorHAnsi" w:hAnsiTheme="minorHAnsi" w:cstheme="minorHAnsi"/>
           <w:sz w:val="18"/>
           <w:szCs w:val="18"/>
         </w:rPr>
-        <w:t>(</w:t>
-      </w:r>
-      <w:r>
-        <w:rPr>
-          <w:rFonts w:asciiTheme="minorHAnsi" w:hAnsiTheme="minorHAnsi" w:cstheme="minorHAnsi"/>
-          <w:sz w:val="18"/>
-          <w:szCs w:val="18"/>
-        </w:rPr>
-        <w:t>podpis opiekuna</w:t>
+        <w:t xml:space="preserve">podpis </w:t>
+      </w:r>
+      <w:r>
+        <w:rPr>
+          <w:rFonts w:asciiTheme="minorHAnsi" w:hAnsiTheme="minorHAnsi" w:cstheme="minorHAnsi"/>
+          <w:sz w:val="16"/>
+          <w:szCs w:val="16"/>
+          <w:highlight w:val="yellow"/>
+        </w:rPr>
+        <w:t>{opiekun}</w:t>
       </w:r>
       <w:r>
         <w:rPr>

--- a/public/Dofinansowanie.docx
+++ b/public/Dofinansowanie.docx
@@ -85,26 +85,14 @@
       </w:r>
       <w:r>
         <w:rPr>
-          <w:rFonts w:ascii="Calibri" w:hAnsi="Calibri" w:cs="Calibri"/>
+          <w:rFonts w:asciiTheme="minorHAnsi" w:hAnsiTheme="minorHAnsi" w:cstheme="minorHAnsi"/>
         </w:rPr>
         <w:t xml:space="preserve"> </w:t>
       </w:r>
       <w:r>
         <w:rPr>
-          <w:rFonts w:ascii="Calibri" w:hAnsi="Calibri" w:cs="Calibri"/>
-        </w:rPr>
-        <w:tab/>
-      </w:r>
-      <w:r>
-        <w:rPr>
-          <w:rFonts w:asciiTheme="minorHAnsi" w:hAnsiTheme="minorHAnsi" w:cstheme="minorHAnsi"/>
-        </w:rPr>
-        <w:t xml:space="preserve"> </w:t>
-      </w:r>
-      <w:r>
-        <w:rPr>
-          <w:rFonts w:asciiTheme="minorHAnsi" w:hAnsiTheme="minorHAnsi" w:cstheme="minorHAnsi"/>
-          <w:highlight w:val="yellow"/>
+          <w:rFonts w:asciiTheme="minorHAnsi" w:hAnsiTheme="minorHAnsi" w:cstheme="minorHAnsi"/>
+          <w:highlight w:val="cyan"/>
         </w:rPr>
         <w:t>{</w:t>
       </w:r>
@@ -112,28 +100,28 @@
       <w:r>
         <w:rPr>
           <w:rFonts w:asciiTheme="minorHAnsi" w:hAnsiTheme="minorHAnsi" w:cstheme="minorHAnsi"/>
-          <w:highlight w:val="yellow"/>
+          <w:highlight w:val="cyan"/>
         </w:rPr>
         <w:t>dat</w:t>
       </w:r>
       <w:r>
         <w:rPr>
           <w:rFonts w:asciiTheme="minorHAnsi" w:hAnsiTheme="minorHAnsi" w:cstheme="minorHAnsi"/>
-          <w:highlight w:val="yellow"/>
+          <w:highlight w:val="cyan"/>
         </w:rPr>
         <w:t>a</w:t>
       </w:r>
       <w:r>
         <w:rPr>
           <w:rFonts w:asciiTheme="minorHAnsi" w:hAnsiTheme="minorHAnsi" w:cstheme="minorHAnsi"/>
-          <w:highlight w:val="yellow"/>
+          <w:highlight w:val="cyan"/>
         </w:rPr>
         <w:t>_</w:t>
       </w:r>
       <w:r>
         <w:rPr>
           <w:rFonts w:asciiTheme="minorHAnsi" w:hAnsiTheme="minorHAnsi" w:cstheme="minorHAnsi"/>
-          <w:highlight w:val="yellow"/>
+          <w:highlight w:val="cyan"/>
         </w:rPr>
         <w:t>wniosku</w:t>
       </w:r>
@@ -141,7 +129,7 @@
       <w:r>
         <w:rPr>
           <w:rFonts w:asciiTheme="minorHAnsi" w:hAnsiTheme="minorHAnsi" w:cstheme="minorHAnsi"/>
-          <w:highlight w:val="yellow"/>
+          <w:highlight w:val="cyan"/>
         </w:rPr>
         <w:t>}</w:t>
       </w:r>
@@ -243,7 +231,7 @@
       <w:r>
         <w:rPr>
           <w:rFonts w:asciiTheme="minorHAnsi" w:hAnsiTheme="minorHAnsi" w:cstheme="minorHAnsi"/>
-          <w:highlight w:val="yellow"/>
+          <w:highlight w:val="cyan"/>
         </w:rPr>
         <w:t>{</w:t>
       </w:r>
@@ -251,21 +239,21 @@
       <w:r>
         <w:rPr>
           <w:rFonts w:asciiTheme="minorHAnsi" w:hAnsiTheme="minorHAnsi" w:cstheme="minorHAnsi"/>
-          <w:highlight w:val="yellow"/>
+          <w:highlight w:val="cyan"/>
         </w:rPr>
         <w:t>organizacja</w:t>
       </w:r>
       <w:r>
         <w:rPr>
           <w:rFonts w:asciiTheme="minorHAnsi" w:hAnsiTheme="minorHAnsi" w:cstheme="minorHAnsi"/>
-          <w:highlight w:val="yellow"/>
+          <w:highlight w:val="cyan"/>
         </w:rPr>
         <w:t>_</w:t>
       </w:r>
       <w:r>
         <w:rPr>
           <w:rFonts w:asciiTheme="minorHAnsi" w:hAnsiTheme="minorHAnsi" w:cstheme="minorHAnsi"/>
-          <w:highlight w:val="yellow"/>
+          <w:highlight w:val="cyan"/>
         </w:rPr>
         <w:t>dopelniacz</w:t>
       </w:r>
@@ -273,7 +261,7 @@
       <w:r>
         <w:rPr>
           <w:rFonts w:asciiTheme="minorHAnsi" w:hAnsiTheme="minorHAnsi" w:cstheme="minorHAnsi"/>
-          <w:highlight w:val="yellow"/>
+          <w:highlight w:val="cyan"/>
         </w:rPr>
         <w:t>}</w:t>
       </w:r>
@@ -320,6 +308,7 @@
       <w:r>
         <w:rPr>
           <w:rFonts w:asciiTheme="minorHAnsi" w:hAnsiTheme="minorHAnsi" w:cstheme="minorHAnsi"/>
+          <w:highlight w:val="green"/>
         </w:rPr>
         <w:t>dniu/dniach</w:t>
       </w:r>
@@ -328,6 +317,29 @@
           <w:rFonts w:asciiTheme="minorHAnsi" w:hAnsiTheme="minorHAnsi" w:cstheme="minorHAnsi"/>
         </w:rPr>
         <w:t xml:space="preserve">* </w:t>
+      </w:r>
+      <w:r>
+        <w:rPr>
+          <w:rFonts w:asciiTheme="minorHAnsi" w:hAnsiTheme="minorHAnsi" w:cstheme="minorHAnsi"/>
+          <w:highlight w:val="cyan"/>
+        </w:rPr>
+        <w:t>{</w:t>
+      </w:r>
+      <w:proofErr w:type="spellStart"/>
+      <w:r>
+        <w:rPr>
+          <w:rFonts w:asciiTheme="minorHAnsi" w:hAnsiTheme="minorHAnsi" w:cstheme="minorHAnsi"/>
+          <w:highlight w:val="cyan"/>
+        </w:rPr>
+        <w:t>data_przedsięwzięcia</w:t>
+      </w:r>
+      <w:proofErr w:type="spellEnd"/>
+      <w:r>
+        <w:rPr>
+          <w:rFonts w:asciiTheme="minorHAnsi" w:hAnsiTheme="minorHAnsi" w:cstheme="minorHAnsi"/>
+          <w:highlight w:val="cyan"/>
+        </w:rPr>
+        <w:t>}</w:t>
       </w:r>
       <w:r>
         <w:rPr>
@@ -351,13 +363,20 @@
       <w:r>
         <w:rPr>
           <w:rFonts w:asciiTheme="minorHAnsi" w:hAnsiTheme="minorHAnsi" w:cstheme="minorHAnsi"/>
-        </w:rPr>
-        <w:t xml:space="preserve">przedsięwzięcia/wyjazdu pod nazwą </w:t>
-      </w:r>
-      <w:r>
-        <w:rPr>
-          <w:rFonts w:asciiTheme="minorHAnsi" w:hAnsiTheme="minorHAnsi" w:cstheme="minorHAnsi"/>
-          <w:highlight w:val="yellow"/>
+          <w:highlight w:val="green"/>
+        </w:rPr>
+        <w:t>przedsięwzięcia/wyjazdu</w:t>
+      </w:r>
+      <w:r>
+        <w:rPr>
+          <w:rFonts w:asciiTheme="minorHAnsi" w:hAnsiTheme="minorHAnsi" w:cstheme="minorHAnsi"/>
+        </w:rPr>
+        <w:t xml:space="preserve"> pod nazwą </w:t>
+      </w:r>
+      <w:r>
+        <w:rPr>
+          <w:rFonts w:asciiTheme="minorHAnsi" w:hAnsiTheme="minorHAnsi" w:cstheme="minorHAnsi"/>
+          <w:highlight w:val="cyan"/>
         </w:rPr>
         <w:t>{</w:t>
       </w:r>
@@ -365,7 +384,7 @@
       <w:r>
         <w:rPr>
           <w:rFonts w:asciiTheme="minorHAnsi" w:hAnsiTheme="minorHAnsi" w:cstheme="minorHAnsi"/>
-          <w:highlight w:val="yellow"/>
+          <w:highlight w:val="cyan"/>
         </w:rPr>
         <w:t>nazwa_przedsięwzięcia</w:t>
       </w:r>
@@ -373,7 +392,7 @@
       <w:r>
         <w:rPr>
           <w:rFonts w:asciiTheme="minorHAnsi" w:hAnsiTheme="minorHAnsi" w:cstheme="minorHAnsi"/>
-          <w:highlight w:val="yellow"/>
+          <w:highlight w:val="cyan"/>
         </w:rPr>
         <w:t>}</w:t>
       </w:r>
@@ -429,7 +448,7 @@
       <w:r>
         <w:rPr>
           <w:rFonts w:asciiTheme="minorHAnsi" w:hAnsiTheme="minorHAnsi" w:cstheme="minorHAnsi"/>
-          <w:highlight w:val="yellow"/>
+          <w:highlight w:val="cyan"/>
         </w:rPr>
         <w:t>{</w:t>
       </w:r>
@@ -437,7 +456,7 @@
       <w:r>
         <w:rPr>
           <w:rFonts w:asciiTheme="minorHAnsi" w:hAnsiTheme="minorHAnsi" w:cstheme="minorHAnsi"/>
-          <w:highlight w:val="yellow"/>
+          <w:highlight w:val="cyan"/>
         </w:rPr>
         <w:t>opis_oraz_cel</w:t>
       </w:r>
@@ -445,7 +464,7 @@
       <w:r>
         <w:rPr>
           <w:rFonts w:asciiTheme="minorHAnsi" w:hAnsiTheme="minorHAnsi" w:cstheme="minorHAnsi"/>
-          <w:highlight w:val="yellow"/>
+          <w:highlight w:val="cyan"/>
         </w:rPr>
         <w:t>}</w:t>
       </w:r>
@@ -583,7 +602,7 @@
       <w:r>
         <w:rPr>
           <w:rFonts w:asciiTheme="minorHAnsi" w:hAnsiTheme="minorHAnsi" w:cstheme="minorHAnsi"/>
-          <w:highlight w:val="yellow"/>
+          <w:highlight w:val="cyan"/>
         </w:rPr>
         <w:t>{</w:t>
       </w:r>
@@ -591,7 +610,7 @@
       <w:r>
         <w:rPr>
           <w:rFonts w:asciiTheme="minorHAnsi" w:hAnsiTheme="minorHAnsi" w:cstheme="minorHAnsi"/>
-          <w:highlight w:val="yellow"/>
+          <w:highlight w:val="cyan"/>
         </w:rPr>
         <w:t>miejsce_oraz_adres</w:t>
       </w:r>
@@ -599,7 +618,7 @@
       <w:r>
         <w:rPr>
           <w:rFonts w:asciiTheme="minorHAnsi" w:hAnsiTheme="minorHAnsi" w:cstheme="minorHAnsi"/>
-          <w:highlight w:val="yellow"/>
+          <w:highlight w:val="cyan"/>
         </w:rPr>
         <w:t>}</w:t>
       </w:r>
@@ -694,7 +713,20 @@
           <w:rFonts w:asciiTheme="minorHAnsi" w:hAnsiTheme="minorHAnsi" w:cstheme="minorHAnsi"/>
         </w:rPr>
         <w:tab/>
-        <w:t xml:space="preserve"> TAK/NIE*</w:t>
+        <w:t xml:space="preserve"> </w:t>
+      </w:r>
+      <w:r>
+        <w:rPr>
+          <w:rFonts w:asciiTheme="minorHAnsi" w:hAnsiTheme="minorHAnsi" w:cstheme="minorHAnsi"/>
+          <w:highlight w:val="green"/>
+        </w:rPr>
+        <w:t>TAK/NIE</w:t>
+      </w:r>
+      <w:r>
+        <w:rPr>
+          <w:rFonts w:asciiTheme="minorHAnsi" w:hAnsiTheme="minorHAnsi" w:cstheme="minorHAnsi"/>
+        </w:rPr>
+        <w:t>*</w:t>
       </w:r>
     </w:p>
     <w:p>
@@ -773,7 +805,20 @@
         <w:rPr>
           <w:rFonts w:asciiTheme="minorHAnsi" w:hAnsiTheme="minorHAnsi" w:cstheme="minorHAnsi"/>
         </w:rPr>
-        <w:t xml:space="preserve">Kwota o jaką ubiega się organizacja/studenckie koło naukowe </w:t>
+        <w:t xml:space="preserve">Kwota o jaką ubiega się </w:t>
+      </w:r>
+      <w:r>
+        <w:rPr>
+          <w:rFonts w:asciiTheme="minorHAnsi" w:hAnsiTheme="minorHAnsi" w:cstheme="minorHAnsi"/>
+          <w:highlight w:val="green"/>
+        </w:rPr>
+        <w:t>organizacja/studenckie koło naukowe</w:t>
+      </w:r>
+      <w:r>
+        <w:rPr>
+          <w:rFonts w:asciiTheme="minorHAnsi" w:hAnsiTheme="minorHAnsi" w:cstheme="minorHAnsi"/>
+        </w:rPr>
+        <w:t xml:space="preserve"> </w:t>
       </w:r>
       <w:r>
         <w:rPr>
@@ -886,7 +931,7 @@
       <w:r>
         <w:rPr>
           <w:rFonts w:asciiTheme="minorHAnsi" w:hAnsiTheme="minorHAnsi" w:cstheme="minorHAnsi"/>
-          <w:highlight w:val="yellow"/>
+          <w:highlight w:val="cyan"/>
         </w:rPr>
         <w:t>{</w:t>
       </w:r>
@@ -894,7 +939,7 @@
       <w:r>
         <w:rPr>
           <w:rFonts w:asciiTheme="minorHAnsi" w:hAnsiTheme="minorHAnsi" w:cstheme="minorHAnsi"/>
-          <w:highlight w:val="yellow"/>
+          <w:highlight w:val="cyan"/>
         </w:rPr>
         <w:t>odpowiedzialny_imie</w:t>
       </w:r>
@@ -902,7 +947,7 @@
       <w:r>
         <w:rPr>
           <w:rFonts w:asciiTheme="minorHAnsi" w:hAnsiTheme="minorHAnsi" w:cstheme="minorHAnsi"/>
-          <w:highlight w:val="yellow"/>
+          <w:highlight w:val="cyan"/>
         </w:rPr>
         <w:t>}</w:t>
       </w:r>
@@ -938,7 +983,7 @@
       <w:r>
         <w:rPr>
           <w:rFonts w:asciiTheme="minorHAnsi" w:hAnsiTheme="minorHAnsi" w:cstheme="minorHAnsi"/>
-          <w:highlight w:val="yellow"/>
+          <w:highlight w:val="cyan"/>
         </w:rPr>
         <w:t>{</w:t>
       </w:r>
@@ -946,7 +991,7 @@
       <w:r>
         <w:rPr>
           <w:rFonts w:asciiTheme="minorHAnsi" w:hAnsiTheme="minorHAnsi" w:cstheme="minorHAnsi"/>
-          <w:highlight w:val="yellow"/>
+          <w:highlight w:val="cyan"/>
         </w:rPr>
         <w:t>odpowiedzialny_tel</w:t>
       </w:r>
@@ -954,7 +999,7 @@
       <w:r>
         <w:rPr>
           <w:rFonts w:asciiTheme="minorHAnsi" w:hAnsiTheme="minorHAnsi" w:cstheme="minorHAnsi"/>
-          <w:highlight w:val="yellow"/>
+          <w:highlight w:val="cyan"/>
         </w:rPr>
         <w:t>}</w:t>
       </w:r>
@@ -968,7 +1013,7 @@
       <w:r>
         <w:rPr>
           <w:rFonts w:asciiTheme="minorHAnsi" w:hAnsiTheme="minorHAnsi" w:cstheme="minorHAnsi"/>
-          <w:highlight w:val="yellow"/>
+          <w:highlight w:val="cyan"/>
         </w:rPr>
         <w:t>{</w:t>
       </w:r>
@@ -976,7 +1021,7 @@
       <w:r>
         <w:rPr>
           <w:rFonts w:asciiTheme="minorHAnsi" w:hAnsiTheme="minorHAnsi" w:cstheme="minorHAnsi"/>
-          <w:highlight w:val="yellow"/>
+          <w:highlight w:val="cyan"/>
         </w:rPr>
         <w:t>odpowiedzialny_email</w:t>
       </w:r>
@@ -984,7 +1029,7 @@
       <w:r>
         <w:rPr>
           <w:rFonts w:asciiTheme="minorHAnsi" w:hAnsiTheme="minorHAnsi" w:cstheme="minorHAnsi"/>
-          <w:highlight w:val="yellow"/>
+          <w:highlight w:val="cyan"/>
         </w:rPr>
         <w:t>}</w:t>
       </w:r>
@@ -1022,7 +1067,7 @@
       <w:r>
         <w:rPr>
           <w:rFonts w:asciiTheme="minorHAnsi" w:hAnsiTheme="minorHAnsi" w:cstheme="minorHAnsi"/>
-          <w:highlight w:val="yellow"/>
+          <w:highlight w:val="cyan"/>
         </w:rPr>
         <w:t>{</w:t>
       </w:r>
@@ -1030,7 +1075,7 @@
       <w:r>
         <w:rPr>
           <w:rFonts w:asciiTheme="minorHAnsi" w:hAnsiTheme="minorHAnsi" w:cstheme="minorHAnsi"/>
-          <w:highlight w:val="yellow"/>
+          <w:highlight w:val="cyan"/>
         </w:rPr>
         <w:t>data_rozliczenia</w:t>
       </w:r>
@@ -1038,9 +1083,9 @@
       <w:r>
         <w:rPr>
           <w:rFonts w:asciiTheme="minorHAnsi" w:hAnsiTheme="minorHAnsi" w:cstheme="minorHAnsi"/>
-          <w:highlight w:val="yellow"/>
-        </w:rPr>
-        <w:t>)</w:t>
+          <w:highlight w:val="cyan"/>
+        </w:rPr>
+        <w:t>}</w:t>
       </w:r>
       <w:r>
         <w:rPr>
@@ -1198,7 +1243,7 @@
           <w:rFonts w:asciiTheme="minorHAnsi" w:hAnsiTheme="minorHAnsi" w:cstheme="minorHAnsi"/>
           <w:sz w:val="16"/>
           <w:szCs w:val="16"/>
-          <w:highlight w:val="yellow"/>
+          <w:highlight w:val="cyan"/>
         </w:rPr>
         <w:t>{</w:t>
       </w:r>
@@ -1208,7 +1253,7 @@
           <w:rFonts w:asciiTheme="minorHAnsi" w:hAnsiTheme="minorHAnsi" w:cstheme="minorHAnsi"/>
           <w:sz w:val="16"/>
           <w:szCs w:val="16"/>
-          <w:highlight w:val="yellow"/>
+          <w:highlight w:val="cyan"/>
         </w:rPr>
         <w:t>odpowiedzialny_funkcja</w:t>
       </w:r>
@@ -1218,7 +1263,7 @@
           <w:rFonts w:asciiTheme="minorHAnsi" w:hAnsiTheme="minorHAnsi" w:cstheme="minorHAnsi"/>
           <w:sz w:val="16"/>
           <w:szCs w:val="16"/>
-          <w:highlight w:val="yellow"/>
+          <w:highlight w:val="cyan"/>
         </w:rPr>
         <w:t>}</w:t>
       </w:r>
@@ -1227,48 +1272,87 @@
           <w:rFonts w:asciiTheme="minorHAnsi" w:hAnsiTheme="minorHAnsi" w:cstheme="minorHAnsi"/>
           <w:sz w:val="16"/>
           <w:szCs w:val="16"/>
-        </w:rPr>
-        <w:t>)</w:t>
+          <w:highlight w:val="cyan"/>
+        </w:rPr>
+        <w:t xml:space="preserve"> </w:t>
       </w:r>
       <w:r>
         <w:rPr>
           <w:rFonts w:asciiTheme="minorHAnsi" w:hAnsiTheme="minorHAnsi" w:cstheme="minorHAnsi"/>
           <w:sz w:val="16"/>
           <w:szCs w:val="16"/>
-        </w:rPr>
-        <w:tab/>
-        <w:t xml:space="preserve"> </w:t>
-      </w:r>
+          <w:highlight w:val="cyan"/>
+        </w:rPr>
+        <w:t>{</w:t>
+      </w:r>
+      <w:proofErr w:type="spellStart"/>
       <w:r>
         <w:rPr>
           <w:rFonts w:asciiTheme="minorHAnsi" w:hAnsiTheme="minorHAnsi" w:cstheme="minorHAnsi"/>
           <w:sz w:val="16"/>
           <w:szCs w:val="16"/>
-        </w:rPr>
-        <w:t>(</w:t>
-      </w:r>
+          <w:highlight w:val="cyan"/>
+        </w:rPr>
+        <w:t>swss</w:t>
+      </w:r>
+      <w:proofErr w:type="spellEnd"/>
       <w:r>
         <w:rPr>
           <w:rFonts w:asciiTheme="minorHAnsi" w:hAnsiTheme="minorHAnsi" w:cstheme="minorHAnsi"/>
           <w:sz w:val="16"/>
           <w:szCs w:val="16"/>
-        </w:rPr>
-        <w:t xml:space="preserve">czytelny podpis </w:t>
+          <w:highlight w:val="cyan"/>
+        </w:rPr>
+        <w:t>}</w:t>
       </w:r>
       <w:r>
         <w:rPr>
           <w:rFonts w:asciiTheme="minorHAnsi" w:hAnsiTheme="minorHAnsi" w:cstheme="minorHAnsi"/>
           <w:sz w:val="16"/>
           <w:szCs w:val="16"/>
-          <w:highlight w:val="yellow"/>
-        </w:rPr>
-        <w:t>{opiekun}</w:t>
+          <w:highlight w:val="cyan"/>
+        </w:rPr>
+        <w:t>)</w:t>
       </w:r>
       <w:r>
         <w:rPr>
           <w:rFonts w:asciiTheme="minorHAnsi" w:hAnsiTheme="minorHAnsi" w:cstheme="minorHAnsi"/>
           <w:sz w:val="16"/>
           <w:szCs w:val="16"/>
+        </w:rPr>
+        <w:tab/>
+      </w:r>
+      <w:r>
+        <w:rPr>
+          <w:rFonts w:asciiTheme="minorHAnsi" w:hAnsiTheme="minorHAnsi" w:cstheme="minorHAnsi"/>
+          <w:sz w:val="16"/>
+          <w:szCs w:val="16"/>
+        </w:rPr>
+        <w:t>(</w:t>
+      </w:r>
+      <w:r>
+        <w:rPr>
+          <w:rFonts w:asciiTheme="minorHAnsi" w:hAnsiTheme="minorHAnsi" w:cstheme="minorHAnsi"/>
+          <w:sz w:val="16"/>
+          <w:szCs w:val="16"/>
+        </w:rPr>
+        <w:t xml:space="preserve">czytelny podpis </w:t>
+      </w:r>
+      <w:r>
+        <w:rPr>
+          <w:rFonts w:asciiTheme="minorHAnsi" w:hAnsiTheme="minorHAnsi" w:cstheme="minorHAnsi"/>
+          <w:sz w:val="16"/>
+          <w:szCs w:val="16"/>
+          <w:highlight w:val="cyan"/>
+        </w:rPr>
+        <w:t>{opiekun}</w:t>
+      </w:r>
+      <w:r>
+        <w:rPr>
+          <w:rFonts w:asciiTheme="minorHAnsi" w:hAnsiTheme="minorHAnsi" w:cstheme="minorHAnsi"/>
+          <w:sz w:val="16"/>
+          <w:szCs w:val="16"/>
+          <w:highlight w:val="cyan"/>
         </w:rPr>
         <w:t>)</w:t>
       </w:r>
@@ -1773,7 +1857,7 @@
       <w:r>
         <w:rPr>
           <w:rFonts w:asciiTheme="minorHAnsi" w:hAnsiTheme="minorHAnsi" w:cstheme="minorHAnsi"/>
-          <w:highlight w:val="yellow"/>
+          <w:highlight w:val="cyan"/>
         </w:rPr>
         <w:t>{</w:t>
       </w:r>
@@ -1781,7 +1865,7 @@
       <w:r>
         <w:rPr>
           <w:rFonts w:asciiTheme="minorHAnsi" w:hAnsiTheme="minorHAnsi" w:cstheme="minorHAnsi"/>
-          <w:highlight w:val="yellow"/>
+          <w:highlight w:val="cyan"/>
         </w:rPr>
         <w:t>nazwa_przedsięwzięcia</w:t>
       </w:r>
@@ -1789,7 +1873,7 @@
       <w:r>
         <w:rPr>
           <w:rFonts w:asciiTheme="minorHAnsi" w:hAnsiTheme="minorHAnsi" w:cstheme="minorHAnsi"/>
-          <w:highlight w:val="yellow"/>
+          <w:highlight w:val="cyan"/>
         </w:rPr>
         <w:t>}</w:t>
       </w:r>
@@ -1834,7 +1918,7 @@
       <w:r>
         <w:rPr>
           <w:rFonts w:asciiTheme="minorHAnsi" w:hAnsiTheme="minorHAnsi" w:cstheme="minorHAnsi"/>
-          <w:highlight w:val="yellow"/>
+          <w:highlight w:val="cyan"/>
         </w:rPr>
         <w:t>{</w:t>
       </w:r>
@@ -1842,22 +1926,15 @@
       <w:r>
         <w:rPr>
           <w:rFonts w:asciiTheme="minorHAnsi" w:hAnsiTheme="minorHAnsi" w:cstheme="minorHAnsi"/>
-          <w:highlight w:val="yellow"/>
-        </w:rPr>
-        <w:t>organizacja_</w:t>
-      </w:r>
-      <w:r>
-        <w:rPr>
-          <w:rFonts w:asciiTheme="minorHAnsi" w:hAnsiTheme="minorHAnsi" w:cstheme="minorHAnsi"/>
-          <w:highlight w:val="yellow"/>
-        </w:rPr>
-        <w:t>mianownik</w:t>
+          <w:highlight w:val="cyan"/>
+        </w:rPr>
+        <w:t>organizacja_mianownik</w:t>
       </w:r>
       <w:proofErr w:type="spellEnd"/>
       <w:r>
         <w:rPr>
           <w:rFonts w:asciiTheme="minorHAnsi" w:hAnsiTheme="minorHAnsi" w:cstheme="minorHAnsi"/>
-          <w:highlight w:val="yellow"/>
+          <w:highlight w:val="cyan"/>
         </w:rPr>
         <w:t>}</w:t>
       </w:r>
@@ -2891,7 +2968,7 @@
       <w:r>
         <w:rPr>
           <w:rFonts w:asciiTheme="minorHAnsi" w:hAnsiTheme="minorHAnsi" w:cstheme="minorHAnsi"/>
-          <w:highlight w:val="yellow"/>
+          <w:highlight w:val="cyan"/>
         </w:rPr>
         <w:t>{</w:t>
       </w:r>
@@ -2899,7 +2976,7 @@
       <w:r>
         <w:rPr>
           <w:rFonts w:asciiTheme="minorHAnsi" w:hAnsiTheme="minorHAnsi" w:cstheme="minorHAnsi"/>
-          <w:highlight w:val="yellow"/>
+          <w:highlight w:val="cyan"/>
         </w:rPr>
         <w:t>odpowiedzialny_imie</w:t>
       </w:r>
@@ -2907,7 +2984,7 @@
       <w:r>
         <w:rPr>
           <w:rFonts w:asciiTheme="minorHAnsi" w:hAnsiTheme="minorHAnsi" w:cstheme="minorHAnsi"/>
-          <w:highlight w:val="yellow"/>
+          <w:highlight w:val="cyan"/>
         </w:rPr>
         <w:t>}</w:t>
       </w:r>
@@ -2943,7 +3020,7 @@
       <w:r>
         <w:rPr>
           <w:rFonts w:asciiTheme="minorHAnsi" w:hAnsiTheme="minorHAnsi" w:cstheme="minorHAnsi"/>
-          <w:highlight w:val="yellow"/>
+          <w:highlight w:val="cyan"/>
         </w:rPr>
         <w:t>{</w:t>
       </w:r>
@@ -2951,7 +3028,7 @@
       <w:r>
         <w:rPr>
           <w:rFonts w:asciiTheme="minorHAnsi" w:hAnsiTheme="minorHAnsi" w:cstheme="minorHAnsi"/>
-          <w:highlight w:val="yellow"/>
+          <w:highlight w:val="cyan"/>
         </w:rPr>
         <w:t>odpowiedzialny_tel</w:t>
       </w:r>
@@ -2959,7 +3036,7 @@
       <w:r>
         <w:rPr>
           <w:rFonts w:asciiTheme="minorHAnsi" w:hAnsiTheme="minorHAnsi" w:cstheme="minorHAnsi"/>
-          <w:highlight w:val="yellow"/>
+          <w:highlight w:val="cyan"/>
         </w:rPr>
         <w:t>}</w:t>
       </w:r>
@@ -2973,7 +3050,7 @@
       <w:r>
         <w:rPr>
           <w:rFonts w:asciiTheme="minorHAnsi" w:hAnsiTheme="minorHAnsi" w:cstheme="minorHAnsi"/>
-          <w:highlight w:val="yellow"/>
+          <w:highlight w:val="cyan"/>
         </w:rPr>
         <w:t>{</w:t>
       </w:r>
@@ -2981,7 +3058,7 @@
       <w:r>
         <w:rPr>
           <w:rFonts w:asciiTheme="minorHAnsi" w:hAnsiTheme="minorHAnsi" w:cstheme="minorHAnsi"/>
-          <w:highlight w:val="yellow"/>
+          <w:highlight w:val="cyan"/>
         </w:rPr>
         <w:t>odpowiedzialny_email</w:t>
       </w:r>
@@ -2989,7 +3066,7 @@
       <w:r>
         <w:rPr>
           <w:rFonts w:asciiTheme="minorHAnsi" w:hAnsiTheme="minorHAnsi" w:cstheme="minorHAnsi"/>
-          <w:highlight w:val="yellow"/>
+          <w:highlight w:val="cyan"/>
         </w:rPr>
         <w:t>}</w:t>
       </w:r>
@@ -3797,7 +3874,7 @@
           <w:rFonts w:asciiTheme="minorHAnsi" w:hAnsiTheme="minorHAnsi" w:cstheme="minorHAnsi"/>
           <w:sz w:val="16"/>
           <w:szCs w:val="16"/>
-          <w:highlight w:val="yellow"/>
+          <w:highlight w:val="cyan"/>
         </w:rPr>
         <w:t>{</w:t>
       </w:r>
@@ -3807,7 +3884,7 @@
           <w:rFonts w:asciiTheme="minorHAnsi" w:hAnsiTheme="minorHAnsi" w:cstheme="minorHAnsi"/>
           <w:sz w:val="16"/>
           <w:szCs w:val="16"/>
-          <w:highlight w:val="yellow"/>
+          <w:highlight w:val="cyan"/>
         </w:rPr>
         <w:t>odpowiedzialny_funkcja</w:t>
       </w:r>
@@ -3817,17 +3894,29 @@
           <w:rFonts w:asciiTheme="minorHAnsi" w:hAnsiTheme="minorHAnsi" w:cstheme="minorHAnsi"/>
           <w:sz w:val="16"/>
           <w:szCs w:val="16"/>
-          <w:highlight w:val="yellow"/>
-        </w:rPr>
-        <w:t>}</w:t>
-      </w:r>
+          <w:highlight w:val="cyan"/>
+        </w:rPr>
+        <w:t>} {</w:t>
+      </w:r>
+      <w:proofErr w:type="spellStart"/>
       <w:r>
         <w:rPr>
           <w:rFonts w:asciiTheme="minorHAnsi" w:hAnsiTheme="minorHAnsi" w:cstheme="minorHAnsi"/>
           <w:sz w:val="16"/>
           <w:szCs w:val="16"/>
-        </w:rPr>
-        <w:t>)</w:t>
+          <w:highlight w:val="cyan"/>
+        </w:rPr>
+        <w:t>swss</w:t>
+      </w:r>
+      <w:proofErr w:type="spellEnd"/>
+      <w:r>
+        <w:rPr>
+          <w:rFonts w:asciiTheme="minorHAnsi" w:hAnsiTheme="minorHAnsi" w:cstheme="minorHAnsi"/>
+          <w:sz w:val="16"/>
+          <w:szCs w:val="16"/>
+          <w:highlight w:val="cyan"/>
+        </w:rPr>
+        <w:t>})</w:t>
       </w:r>
       <w:r>
         <w:rPr>
@@ -3835,7 +3924,7 @@
           <w:sz w:val="18"/>
           <w:szCs w:val="18"/>
         </w:rPr>
-        <w:t>)</w:t>
+        <w:tab/>
       </w:r>
       <w:r>
         <w:rPr>
@@ -3843,7 +3932,7 @@
           <w:sz w:val="18"/>
           <w:szCs w:val="18"/>
         </w:rPr>
-        <w:t xml:space="preserve"> </w:t>
+        <w:t>(</w:t>
       </w:r>
       <w:r>
         <w:rPr>
@@ -3851,38 +3940,23 @@
           <w:sz w:val="18"/>
           <w:szCs w:val="18"/>
         </w:rPr>
-        <w:tab/>
+        <w:t xml:space="preserve">podpis </w:t>
+      </w:r>
+      <w:r>
+        <w:rPr>
+          <w:rFonts w:asciiTheme="minorHAnsi" w:hAnsiTheme="minorHAnsi" w:cstheme="minorHAnsi"/>
+          <w:sz w:val="16"/>
+          <w:szCs w:val="16"/>
+          <w:highlight w:val="cyan"/>
+        </w:rPr>
+        <w:t>{opiekun}</w:t>
       </w:r>
       <w:r>
         <w:rPr>
           <w:rFonts w:asciiTheme="minorHAnsi" w:hAnsiTheme="minorHAnsi" w:cstheme="minorHAnsi"/>
           <w:sz w:val="18"/>
           <w:szCs w:val="18"/>
-        </w:rPr>
-        <w:t>(</w:t>
-      </w:r>
-      <w:r>
-        <w:rPr>
-          <w:rFonts w:asciiTheme="minorHAnsi" w:hAnsiTheme="minorHAnsi" w:cstheme="minorHAnsi"/>
-          <w:sz w:val="18"/>
-          <w:szCs w:val="18"/>
-        </w:rPr>
-        <w:t xml:space="preserve">podpis </w:t>
-      </w:r>
-      <w:r>
-        <w:rPr>
-          <w:rFonts w:asciiTheme="minorHAnsi" w:hAnsiTheme="minorHAnsi" w:cstheme="minorHAnsi"/>
-          <w:sz w:val="16"/>
-          <w:szCs w:val="16"/>
-          <w:highlight w:val="yellow"/>
-        </w:rPr>
-        <w:t>{opiekun}</w:t>
-      </w:r>
-      <w:r>
-        <w:rPr>
-          <w:rFonts w:asciiTheme="minorHAnsi" w:hAnsiTheme="minorHAnsi" w:cstheme="minorHAnsi"/>
-          <w:sz w:val="18"/>
-          <w:szCs w:val="18"/>
+          <w:highlight w:val="cyan"/>
         </w:rPr>
         <w:t>)</w:t>
       </w:r>
@@ -3947,72 +4021,109 @@
       <w:r>
         <w:rPr>
           <w:rFonts w:asciiTheme="minorHAnsi" w:hAnsiTheme="minorHAnsi" w:cstheme="minorHAnsi"/>
-        </w:rPr>
-        <w:t>……………</w:t>
+          <w:highlight w:val="yellow"/>
+        </w:rPr>
+        <w:t>{</w:t>
+      </w:r>
+      <w:proofErr w:type="spellStart"/>
+      <w:r>
+        <w:rPr>
+          <w:rFonts w:asciiTheme="minorHAnsi" w:hAnsiTheme="minorHAnsi" w:cstheme="minorHAnsi"/>
+          <w:highlight w:val="yellow"/>
+        </w:rPr>
+        <w:t>data_wyjazdu_start</w:t>
+      </w:r>
+      <w:proofErr w:type="spellEnd"/>
+      <w:r>
+        <w:rPr>
+          <w:rFonts w:asciiTheme="minorHAnsi" w:hAnsiTheme="minorHAnsi" w:cstheme="minorHAnsi"/>
+          <w:highlight w:val="yellow"/>
+        </w:rPr>
+        <w:t>}</w:t>
+      </w:r>
+      <w:r>
+        <w:rPr>
+          <w:rFonts w:asciiTheme="minorHAnsi" w:hAnsiTheme="minorHAnsi" w:cstheme="minorHAnsi"/>
+        </w:rPr>
+        <w:t xml:space="preserve"> </w:t>
+      </w:r>
+      <w:r>
+        <w:rPr>
+          <w:rFonts w:asciiTheme="minorHAnsi" w:hAnsiTheme="minorHAnsi" w:cstheme="minorHAnsi"/>
+        </w:rPr>
+        <w:t xml:space="preserve">do </w:t>
+      </w:r>
+      <w:r>
+        <w:rPr>
+          <w:rFonts w:asciiTheme="minorHAnsi" w:hAnsiTheme="minorHAnsi" w:cstheme="minorHAnsi"/>
+          <w:highlight w:val="yellow"/>
+        </w:rPr>
+        <w:t>{</w:t>
+      </w:r>
+      <w:proofErr w:type="spellStart"/>
+      <w:r>
+        <w:rPr>
+          <w:rFonts w:asciiTheme="minorHAnsi" w:hAnsiTheme="minorHAnsi" w:cstheme="minorHAnsi"/>
+          <w:highlight w:val="yellow"/>
+        </w:rPr>
+        <w:t>data_wyjazdu_powrót</w:t>
+      </w:r>
+      <w:proofErr w:type="spellEnd"/>
+      <w:r>
+        <w:rPr>
+          <w:rFonts w:asciiTheme="minorHAnsi" w:hAnsiTheme="minorHAnsi" w:cstheme="minorHAnsi"/>
+          <w:highlight w:val="yellow"/>
+        </w:rPr>
+        <w:t>}</w:t>
+      </w:r>
+      <w:r>
+        <w:rPr>
+          <w:rFonts w:asciiTheme="minorHAnsi" w:hAnsiTheme="minorHAnsi" w:cstheme="minorHAnsi"/>
+        </w:rPr>
+        <w:t xml:space="preserve"> </w:t>
       </w:r>
       <w:proofErr w:type="gramStart"/>
       <w:r>
         <w:rPr>
           <w:rFonts w:asciiTheme="minorHAnsi" w:hAnsiTheme="minorHAnsi" w:cstheme="minorHAnsi"/>
         </w:rPr>
-        <w:t>…….</w:t>
-      </w:r>
+        <w:t>w</w:t>
+      </w:r>
+      <w:r>
+        <w:rPr>
+          <w:rFonts w:asciiTheme="minorHAnsi" w:hAnsiTheme="minorHAnsi" w:cstheme="minorHAnsi"/>
+        </w:rPr>
+        <w:t xml:space="preserve"> </w:t>
+      </w:r>
+      <w:r>
+        <w:rPr>
+          <w:rFonts w:asciiTheme="minorHAnsi" w:hAnsiTheme="minorHAnsi" w:cstheme="minorHAnsi"/>
+        </w:rPr>
+        <w:t xml:space="preserve"> </w:t>
+      </w:r>
+      <w:r>
+        <w:rPr>
+          <w:rFonts w:asciiTheme="minorHAnsi" w:hAnsiTheme="minorHAnsi" w:cstheme="minorHAnsi"/>
+          <w:highlight w:val="cyan"/>
+        </w:rPr>
+        <w:t>{</w:t>
+      </w:r>
+      <w:proofErr w:type="spellStart"/>
       <w:proofErr w:type="gramEnd"/>
       <w:r>
         <w:rPr>
           <w:rFonts w:asciiTheme="minorHAnsi" w:hAnsiTheme="minorHAnsi" w:cstheme="minorHAnsi"/>
-        </w:rPr>
-        <w:t>………</w:t>
-      </w:r>
-      <w:r>
-        <w:rPr>
-          <w:rFonts w:asciiTheme="minorHAnsi" w:hAnsiTheme="minorHAnsi" w:cstheme="minorHAnsi"/>
-        </w:rPr>
-        <w:t xml:space="preserve"> </w:t>
-      </w:r>
-      <w:r>
-        <w:rPr>
-          <w:rFonts w:asciiTheme="minorHAnsi" w:hAnsiTheme="minorHAnsi" w:cstheme="minorHAnsi"/>
-        </w:rPr>
-        <w:t xml:space="preserve">do </w:t>
-      </w:r>
-      <w:r>
-        <w:rPr>
-          <w:rFonts w:asciiTheme="minorHAnsi" w:hAnsiTheme="minorHAnsi" w:cstheme="minorHAnsi"/>
-        </w:rPr>
-        <w:t>………………………………</w:t>
-      </w:r>
-      <w:r>
-        <w:rPr>
-          <w:rFonts w:asciiTheme="minorHAnsi" w:hAnsiTheme="minorHAnsi" w:cstheme="minorHAnsi"/>
-        </w:rPr>
-        <w:t xml:space="preserve">…  </w:t>
-      </w:r>
-      <w:proofErr w:type="gramStart"/>
-      <w:r>
-        <w:rPr>
-          <w:rFonts w:asciiTheme="minorHAnsi" w:hAnsiTheme="minorHAnsi" w:cstheme="minorHAnsi"/>
-        </w:rPr>
-        <w:t>w</w:t>
-      </w:r>
-      <w:r>
-        <w:rPr>
-          <w:rFonts w:asciiTheme="minorHAnsi" w:hAnsiTheme="minorHAnsi" w:cstheme="minorHAnsi"/>
-        </w:rPr>
-        <w:t xml:space="preserve"> </w:t>
-      </w:r>
-      <w:r>
-        <w:rPr>
-          <w:rFonts w:asciiTheme="minorHAnsi" w:hAnsiTheme="minorHAnsi" w:cstheme="minorHAnsi"/>
-        </w:rPr>
-        <w:t xml:space="preserve"> …</w:t>
-      </w:r>
-      <w:proofErr w:type="gramEnd"/>
-      <w:r>
-        <w:rPr>
-          <w:rFonts w:asciiTheme="minorHAnsi" w:hAnsiTheme="minorHAnsi" w:cstheme="minorHAnsi"/>
-        </w:rPr>
-        <w:t>…………………………………….</w:t>
+          <w:highlight w:val="cyan"/>
+        </w:rPr>
+        <w:t>miejscowość_wyjazdu</w:t>
+      </w:r>
+      <w:proofErr w:type="spellEnd"/>
+      <w:r>
+        <w:rPr>
+          <w:rFonts w:asciiTheme="minorHAnsi" w:hAnsiTheme="minorHAnsi" w:cstheme="minorHAnsi"/>
+          <w:highlight w:val="cyan"/>
+        </w:rPr>
+        <w:t>}</w:t>
       </w:r>
     </w:p>
     <w:p>
@@ -5295,7 +5406,7 @@
           <w:rFonts w:asciiTheme="minorHAnsi" w:hAnsiTheme="minorHAnsi" w:cstheme="minorHAnsi"/>
           <w:sz w:val="16"/>
           <w:szCs w:val="16"/>
-          <w:highlight w:val="yellow"/>
+          <w:highlight w:val="cyan"/>
         </w:rPr>
         <w:t>{</w:t>
       </w:r>
@@ -5305,7 +5416,7 @@
           <w:rFonts w:asciiTheme="minorHAnsi" w:hAnsiTheme="minorHAnsi" w:cstheme="minorHAnsi"/>
           <w:sz w:val="16"/>
           <w:szCs w:val="16"/>
-          <w:highlight w:val="yellow"/>
+          <w:highlight w:val="cyan"/>
         </w:rPr>
         <w:t>odpowiedzialny_funkcja</w:t>
       </w:r>
@@ -5315,17 +5426,29 @@
           <w:rFonts w:asciiTheme="minorHAnsi" w:hAnsiTheme="minorHAnsi" w:cstheme="minorHAnsi"/>
           <w:sz w:val="16"/>
           <w:szCs w:val="16"/>
-          <w:highlight w:val="yellow"/>
-        </w:rPr>
-        <w:t>}</w:t>
-      </w:r>
+          <w:highlight w:val="cyan"/>
+        </w:rPr>
+        <w:t>} {</w:t>
+      </w:r>
+      <w:proofErr w:type="spellStart"/>
       <w:r>
         <w:rPr>
           <w:rFonts w:asciiTheme="minorHAnsi" w:hAnsiTheme="minorHAnsi" w:cstheme="minorHAnsi"/>
           <w:sz w:val="16"/>
           <w:szCs w:val="16"/>
-        </w:rPr>
-        <w:t>)</w:t>
+          <w:highlight w:val="cyan"/>
+        </w:rPr>
+        <w:t>swss</w:t>
+      </w:r>
+      <w:proofErr w:type="spellEnd"/>
+      <w:r>
+        <w:rPr>
+          <w:rFonts w:asciiTheme="minorHAnsi" w:hAnsiTheme="minorHAnsi" w:cstheme="minorHAnsi"/>
+          <w:sz w:val="16"/>
+          <w:szCs w:val="16"/>
+          <w:highlight w:val="cyan"/>
+        </w:rPr>
+        <w:t>})</w:t>
       </w:r>
       <w:r>
         <w:rPr>
@@ -5333,7 +5456,7 @@
           <w:sz w:val="18"/>
           <w:szCs w:val="18"/>
         </w:rPr>
-        <w:t>)</w:t>
+        <w:tab/>
       </w:r>
       <w:r>
         <w:rPr>
@@ -5341,7 +5464,7 @@
           <w:sz w:val="18"/>
           <w:szCs w:val="18"/>
         </w:rPr>
-        <w:t xml:space="preserve">  </w:t>
+        <w:t>(</w:t>
       </w:r>
       <w:r>
         <w:rPr>
@@ -5349,38 +5472,23 @@
           <w:sz w:val="18"/>
           <w:szCs w:val="18"/>
         </w:rPr>
-        <w:tab/>
+        <w:t xml:space="preserve">podpis </w:t>
+      </w:r>
+      <w:r>
+        <w:rPr>
+          <w:rFonts w:asciiTheme="minorHAnsi" w:hAnsiTheme="minorHAnsi" w:cstheme="minorHAnsi"/>
+          <w:sz w:val="16"/>
+          <w:szCs w:val="16"/>
+          <w:highlight w:val="cyan"/>
+        </w:rPr>
+        <w:t>{opiekun}</w:t>
       </w:r>
       <w:r>
         <w:rPr>
           <w:rFonts w:asciiTheme="minorHAnsi" w:hAnsiTheme="minorHAnsi" w:cstheme="minorHAnsi"/>
           <w:sz w:val="18"/>
           <w:szCs w:val="18"/>
-        </w:rPr>
-        <w:t>(</w:t>
-      </w:r>
-      <w:r>
-        <w:rPr>
-          <w:rFonts w:asciiTheme="minorHAnsi" w:hAnsiTheme="minorHAnsi" w:cstheme="minorHAnsi"/>
-          <w:sz w:val="18"/>
-          <w:szCs w:val="18"/>
-        </w:rPr>
-        <w:t xml:space="preserve">podpis </w:t>
-      </w:r>
-      <w:r>
-        <w:rPr>
-          <w:rFonts w:asciiTheme="minorHAnsi" w:hAnsiTheme="minorHAnsi" w:cstheme="minorHAnsi"/>
-          <w:sz w:val="16"/>
-          <w:szCs w:val="16"/>
-          <w:highlight w:val="yellow"/>
-        </w:rPr>
-        <w:t>{opiekun}</w:t>
-      </w:r>
-      <w:r>
-        <w:rPr>
-          <w:rFonts w:asciiTheme="minorHAnsi" w:hAnsiTheme="minorHAnsi" w:cstheme="minorHAnsi"/>
-          <w:sz w:val="18"/>
-          <w:szCs w:val="18"/>
+          <w:highlight w:val="cyan"/>
         </w:rPr>
         <w:t>)</w:t>
       </w:r>
